--- a/milestone7_shareables/Milestone 7 ROI Framework.docx
+++ b/milestone7_shareables/Milestone 7 ROI Framework.docx
@@ -23,7 +23,7 @@
         <w:rPr>
           <w:sz w:val="18"/>
         </w:rPr>
-        <w:t>Prepared by: KSU mHealth Research Lab   |   Date: 2026-10-02</w:t>
+        <w:t>Prepared by: KSU mHealth Research Lab   |   Date: 2026-10-10</w:t>
       </w:r>
     </w:p>
     <w:p>
@@ -430,6 +430,11 @@
         <w:t>3. Redemption sensitivity</w:t>
       </w:r>
     </w:p>
+    <w:p>
+      <w:r>
+        <w:t>Redemption is not measured. 0.988 is an OTC-benefit activation rate, not a reward redemption rate, so it is used only as the cost ceiling (every earned reward is paid). 0.75 and 0.55 are equally unsourced sensitivities. Cost, and so the break-even lift, scales with this rate: read the headline as the range below, not a point. A low redemption rate probably also means a smaller lift, because an unredeemed reward motivates less.</w:t>
+      </w:r>
+    </w:p>
     <w:tbl>
       <w:tblPr>
         <w:tblStyle w:val="LightGrid-Accent1"/>
@@ -1558,12 +1563,12 @@
         <w:pStyle w:val="Heading1"/>
       </w:pPr>
       <w:r>
-        <w:t>6. Claims validation of closures</w:t>
+        <w:t>6. Closure referential-integrity check (not an independent validation)</w:t>
       </w:r>
     </w:p>
     <w:p>
       <w:r>
-        <w:t>InComm export (synthetic; claim ids MOCK-CLM-*), not production data quality. Gaps sharing a claim map to the same HEDIS measure (e.g. DIAB_A1C_TEST and DIAB_BLOOD_SUGAR both -&gt; CDC-A1C), so measure value is de-duplicated across them.</w:t>
+        <w:t>Referential-integrity check on InComm's export (claim ids MOCK-CLM-*). Closure is derived from the same claim, so member, CPT, date and window agree by construction; 100% shows internal consistency, not clinical validity or production data quality. Gaps sharing a claim map to the same HEDIS measure (e.g. DIAB_A1C_TEST and DIAB_BLOOD_SUGAR both -&gt; CDC-A1C), so measure value is de-duplicated across them.</w:t>
       </w:r>
     </w:p>
     <w:tbl>
@@ -2254,6 +2259,372 @@
         <w:tc>
           <w:tcPr>
             <w:tcW w:type="dxa" w:w="1080"/>
+          </w:tcPr>
+          <w:p>
+            <w:r>
+              <w:t>0</w:t>
+            </w:r>
+          </w:p>
+        </w:tc>
+      </w:tr>
+    </w:tbl>
+    <w:p>
+      <w:r>
+        <w:t>Does the check work? Known faults were injected into clean synthetic closures and the checker run on them (recall = share flagged; the last row is the false-positive rate on untouched rows). This tests the check, not InComm's data.</w:t>
+      </w:r>
+    </w:p>
+    <w:tbl>
+      <w:tblPr>
+        <w:tblStyle w:val="LightGrid-Accent1"/>
+        <w:tblW w:type="auto" w:w="0"/>
+        <w:tblLook w:firstColumn="1" w:firstRow="1" w:lastColumn="0" w:lastRow="0" w:noHBand="0" w:noVBand="1" w:val="04A0"/>
+      </w:tblPr>
+      <w:tblGrid>
+        <w:gridCol w:w="2160"/>
+        <w:gridCol w:w="2160"/>
+        <w:gridCol w:w="2160"/>
+        <w:gridCol w:w="2160"/>
+      </w:tblGrid>
+      <w:tr>
+        <w:tc>
+          <w:tcPr>
+            <w:tcW w:type="dxa" w:w="2160"/>
+          </w:tcPr>
+          <w:p>
+            <w:r>
+              <w:rPr>
+                <w:b/>
+              </w:rPr>
+              <w:t>Fault</w:t>
+            </w:r>
+          </w:p>
+        </w:tc>
+        <w:tc>
+          <w:tcPr>
+            <w:tcW w:type="dxa" w:w="2160"/>
+          </w:tcPr>
+          <w:p>
+            <w:r>
+              <w:rPr>
+                <w:b/>
+              </w:rPr>
+              <w:t>Injected</w:t>
+            </w:r>
+          </w:p>
+        </w:tc>
+        <w:tc>
+          <w:tcPr>
+            <w:tcW w:type="dxa" w:w="2160"/>
+          </w:tcPr>
+          <w:p>
+            <w:r>
+              <w:rPr>
+                <w:b/>
+              </w:rPr>
+              <w:t>Detected</w:t>
+            </w:r>
+          </w:p>
+        </w:tc>
+        <w:tc>
+          <w:tcPr>
+            <w:tcW w:type="dxa" w:w="2160"/>
+          </w:tcPr>
+          <w:p>
+            <w:r>
+              <w:rPr>
+                <w:b/>
+              </w:rPr>
+              <w:t>Recall</w:t>
+            </w:r>
+          </w:p>
+        </w:tc>
+      </w:tr>
+      <w:tr>
+        <w:tc>
+          <w:tcPr>
+            <w:tcW w:type="dxa" w:w="2160"/>
+          </w:tcPr>
+          <w:p>
+            <w:r>
+              <w:t>missing_claim</w:t>
+            </w:r>
+          </w:p>
+        </w:tc>
+        <w:tc>
+          <w:tcPr>
+            <w:tcW w:type="dxa" w:w="2160"/>
+          </w:tcPr>
+          <w:p>
+            <w:r>
+              <w:t>150</w:t>
+            </w:r>
+          </w:p>
+        </w:tc>
+        <w:tc>
+          <w:tcPr>
+            <w:tcW w:type="dxa" w:w="2160"/>
+          </w:tcPr>
+          <w:p>
+            <w:r>
+              <w:t>150</w:t>
+            </w:r>
+          </w:p>
+        </w:tc>
+        <w:tc>
+          <w:tcPr>
+            <w:tcW w:type="dxa" w:w="2160"/>
+          </w:tcPr>
+          <w:p>
+            <w:r>
+              <w:t>1.0000</w:t>
+            </w:r>
+          </w:p>
+        </w:tc>
+      </w:tr>
+      <w:tr>
+        <w:tc>
+          <w:tcPr>
+            <w:tcW w:type="dxa" w:w="2160"/>
+          </w:tcPr>
+          <w:p>
+            <w:r>
+              <w:t>wrong_member</w:t>
+            </w:r>
+          </w:p>
+        </w:tc>
+        <w:tc>
+          <w:tcPr>
+            <w:tcW w:type="dxa" w:w="2160"/>
+          </w:tcPr>
+          <w:p>
+            <w:r>
+              <w:t>150</w:t>
+            </w:r>
+          </w:p>
+        </w:tc>
+        <w:tc>
+          <w:tcPr>
+            <w:tcW w:type="dxa" w:w="2160"/>
+          </w:tcPr>
+          <w:p>
+            <w:r>
+              <w:t>150</w:t>
+            </w:r>
+          </w:p>
+        </w:tc>
+        <w:tc>
+          <w:tcPr>
+            <w:tcW w:type="dxa" w:w="2160"/>
+          </w:tcPr>
+          <w:p>
+            <w:r>
+              <w:t>1.0000</w:t>
+            </w:r>
+          </w:p>
+        </w:tc>
+      </w:tr>
+      <w:tr>
+        <w:tc>
+          <w:tcPr>
+            <w:tcW w:type="dxa" w:w="2160"/>
+          </w:tcPr>
+          <w:p>
+            <w:r>
+              <w:t>wrong_cpt</w:t>
+            </w:r>
+          </w:p>
+        </w:tc>
+        <w:tc>
+          <w:tcPr>
+            <w:tcW w:type="dxa" w:w="2160"/>
+          </w:tcPr>
+          <w:p>
+            <w:r>
+              <w:t>150</w:t>
+            </w:r>
+          </w:p>
+        </w:tc>
+        <w:tc>
+          <w:tcPr>
+            <w:tcW w:type="dxa" w:w="2160"/>
+          </w:tcPr>
+          <w:p>
+            <w:r>
+              <w:t>150</w:t>
+            </w:r>
+          </w:p>
+        </w:tc>
+        <w:tc>
+          <w:tcPr>
+            <w:tcW w:type="dxa" w:w="2160"/>
+          </w:tcPr>
+          <w:p>
+            <w:r>
+              <w:t>1.0000</w:t>
+            </w:r>
+          </w:p>
+        </w:tc>
+      </w:tr>
+      <w:tr>
+        <w:tc>
+          <w:tcPr>
+            <w:tcW w:type="dxa" w:w="2160"/>
+          </w:tcPr>
+          <w:p>
+            <w:r>
+              <w:t>shifted_date</w:t>
+            </w:r>
+          </w:p>
+        </w:tc>
+        <w:tc>
+          <w:tcPr>
+            <w:tcW w:type="dxa" w:w="2160"/>
+          </w:tcPr>
+          <w:p>
+            <w:r>
+              <w:t>150</w:t>
+            </w:r>
+          </w:p>
+        </w:tc>
+        <w:tc>
+          <w:tcPr>
+            <w:tcW w:type="dxa" w:w="2160"/>
+          </w:tcPr>
+          <w:p>
+            <w:r>
+              <w:t>150</w:t>
+            </w:r>
+          </w:p>
+        </w:tc>
+        <w:tc>
+          <w:tcPr>
+            <w:tcW w:type="dxa" w:w="2160"/>
+          </w:tcPr>
+          <w:p>
+            <w:r>
+              <w:t>1.0000</w:t>
+            </w:r>
+          </w:p>
+        </w:tc>
+      </w:tr>
+      <w:tr>
+        <w:tc>
+          <w:tcPr>
+            <w:tcW w:type="dxa" w:w="2160"/>
+          </w:tcPr>
+          <w:p>
+            <w:r>
+              <w:t>out_of_window</w:t>
+            </w:r>
+          </w:p>
+        </w:tc>
+        <w:tc>
+          <w:tcPr>
+            <w:tcW w:type="dxa" w:w="2160"/>
+          </w:tcPr>
+          <w:p>
+            <w:r>
+              <w:t>150</w:t>
+            </w:r>
+          </w:p>
+        </w:tc>
+        <w:tc>
+          <w:tcPr>
+            <w:tcW w:type="dxa" w:w="2160"/>
+          </w:tcPr>
+          <w:p>
+            <w:r>
+              <w:t>150</w:t>
+            </w:r>
+          </w:p>
+        </w:tc>
+        <w:tc>
+          <w:tcPr>
+            <w:tcW w:type="dxa" w:w="2160"/>
+          </w:tcPr>
+          <w:p>
+            <w:r>
+              <w:t>1.0000</w:t>
+            </w:r>
+          </w:p>
+        </w:tc>
+      </w:tr>
+      <w:tr>
+        <w:tc>
+          <w:tcPr>
+            <w:tcW w:type="dxa" w:w="2160"/>
+          </w:tcPr>
+          <w:p>
+            <w:r>
+              <w:t>claim_reused_across_members</w:t>
+            </w:r>
+          </w:p>
+        </w:tc>
+        <w:tc>
+          <w:tcPr>
+            <w:tcW w:type="dxa" w:w="2160"/>
+          </w:tcPr>
+          <w:p>
+            <w:r>
+              <w:t>150</w:t>
+            </w:r>
+          </w:p>
+        </w:tc>
+        <w:tc>
+          <w:tcPr>
+            <w:tcW w:type="dxa" w:w="2160"/>
+          </w:tcPr>
+          <w:p>
+            <w:r>
+              <w:t>150</w:t>
+            </w:r>
+          </w:p>
+        </w:tc>
+        <w:tc>
+          <w:tcPr>
+            <w:tcW w:type="dxa" w:w="2160"/>
+          </w:tcPr>
+          <w:p>
+            <w:r>
+              <w:t>1.0000</w:t>
+            </w:r>
+          </w:p>
+        </w:tc>
+      </w:tr>
+      <w:tr>
+        <w:tc>
+          <w:tcPr>
+            <w:tcW w:type="dxa" w:w="2160"/>
+          </w:tcPr>
+          <w:p>
+            <w:r>
+              <w:t>none (clean rows flagged = false positives)</w:t>
+            </w:r>
+          </w:p>
+        </w:tc>
+        <w:tc>
+          <w:tcPr>
+            <w:tcW w:type="dxa" w:w="2160"/>
+          </w:tcPr>
+          <w:p>
+            <w:r>
+              <w:t>2100</w:t>
+            </w:r>
+          </w:p>
+        </w:tc>
+        <w:tc>
+          <w:tcPr>
+            <w:tcW w:type="dxa" w:w="2160"/>
+          </w:tcPr>
+          <w:p>
+            <w:r>
+              <w:t>0</w:t>
+            </w:r>
+          </w:p>
+        </w:tc>
+        <w:tc>
+          <w:tcPr>
+            <w:tcW w:type="dxa" w:w="2160"/>
           </w:tcPr>
           <w:p>
             <w:r>
@@ -4902,6 +5273,924 @@
           <w:p>
             <w:r>
               <w:t>1.0267</w:t>
+            </w:r>
+          </w:p>
+        </w:tc>
+      </w:tr>
+    </w:tbl>
+    <w:p>
+      <w:pPr>
+        <w:pStyle w:val="Heading1"/>
+      </w:pPr>
+      <w:r>
+        <w:t>9c. Plan-supplied eligible share (what the plan's own mix does to the value)</w:t>
+      </w:r>
+    </w:p>
+    <w:p>
+      <w:r>
+        <w:t>Eligible share is the share of a plan's enrollees in a measure's denominator. The public anchors (diabetes 26%) may understate an SNP-heavy plan. Set plan_eligible_share in config to your own share. A larger share dilutes each closure, so value falls and the break-even lift rises by the scale shown (multiply the base break-even).</w:t>
+      </w:r>
+    </w:p>
+    <w:tbl>
+      <w:tblPr>
+        <w:tblStyle w:val="LightGrid-Accent1"/>
+        <w:tblW w:type="auto" w:w="0"/>
+        <w:tblLook w:firstColumn="1" w:firstRow="1" w:lastColumn="0" w:lastRow="0" w:noHBand="0" w:noVBand="1" w:val="04A0"/>
+      </w:tblPr>
+      <w:tblGrid>
+        <w:gridCol w:w="2160"/>
+        <w:gridCol w:w="2160"/>
+        <w:gridCol w:w="2160"/>
+        <w:gridCol w:w="2160"/>
+      </w:tblGrid>
+      <w:tr>
+        <w:tc>
+          <w:tcPr>
+            <w:tcW w:type="dxa" w:w="2160"/>
+          </w:tcPr>
+          <w:p>
+            <w:r>
+              <w:rPr>
+                <w:b/>
+              </w:rPr>
+              <w:t>Group</w:t>
+            </w:r>
+          </w:p>
+        </w:tc>
+        <w:tc>
+          <w:tcPr>
+            <w:tcW w:type="dxa" w:w="2160"/>
+          </w:tcPr>
+          <w:p>
+            <w:r>
+              <w:rPr>
+                <w:b/>
+              </w:rPr>
+              <w:t>Eligible Share</w:t>
+            </w:r>
+          </w:p>
+        </w:tc>
+        <w:tc>
+          <w:tcPr>
+            <w:tcW w:type="dxa" w:w="2160"/>
+          </w:tcPr>
+          <w:p>
+            <w:r>
+              <w:rPr>
+                <w:b/>
+              </w:rPr>
+              <w:t>Mean Usd Per Closure</w:t>
+            </w:r>
+          </w:p>
+        </w:tc>
+        <w:tc>
+          <w:tcPr>
+            <w:tcW w:type="dxa" w:w="2160"/>
+          </w:tcPr>
+          <w:p>
+            <w:r>
+              <w:rPr>
+                <w:b/>
+              </w:rPr>
+              <w:t>Break Even Scale</w:t>
+            </w:r>
+          </w:p>
+        </w:tc>
+      </w:tr>
+      <w:tr>
+        <w:tc>
+          <w:tcPr>
+            <w:tcW w:type="dxa" w:w="2160"/>
+          </w:tcPr>
+          <w:p>
+            <w:r>
+              <w:t>diabetes</w:t>
+            </w:r>
+          </w:p>
+        </w:tc>
+        <w:tc>
+          <w:tcPr>
+            <w:tcW w:type="dxa" w:w="2160"/>
+          </w:tcPr>
+          <w:p>
+            <w:r>
+              <w:t>0.2000</w:t>
+            </w:r>
+          </w:p>
+        </w:tc>
+        <w:tc>
+          <w:tcPr>
+            <w:tcW w:type="dxa" w:w="2160"/>
+          </w:tcPr>
+          <w:p>
+            <w:r>
+              <w:t>194.0454</w:t>
+            </w:r>
+          </w:p>
+        </w:tc>
+        <w:tc>
+          <w:tcPr>
+            <w:tcW w:type="dxa" w:w="2160"/>
+          </w:tcPr>
+          <w:p>
+            <w:r>
+              <w:t>0.8098</w:t>
+            </w:r>
+          </w:p>
+        </w:tc>
+      </w:tr>
+      <w:tr>
+        <w:tc>
+          <w:tcPr>
+            <w:tcW w:type="dxa" w:w="2160"/>
+          </w:tcPr>
+          <w:p>
+            <w:r>
+              <w:t>diabetes</w:t>
+            </w:r>
+          </w:p>
+        </w:tc>
+        <w:tc>
+          <w:tcPr>
+            <w:tcW w:type="dxa" w:w="2160"/>
+          </w:tcPr>
+          <w:p>
+            <w:r>
+              <w:t>0.2600</w:t>
+            </w:r>
+          </w:p>
+        </w:tc>
+        <w:tc>
+          <w:tcPr>
+            <w:tcW w:type="dxa" w:w="2160"/>
+          </w:tcPr>
+          <w:p>
+            <w:r>
+              <w:t>157.1416</w:t>
+            </w:r>
+          </w:p>
+        </w:tc>
+        <w:tc>
+          <w:tcPr>
+            <w:tcW w:type="dxa" w:w="2160"/>
+          </w:tcPr>
+          <w:p>
+            <w:r>
+              <w:t>1.0000</w:t>
+            </w:r>
+          </w:p>
+        </w:tc>
+      </w:tr>
+      <w:tr>
+        <w:tc>
+          <w:tcPr>
+            <w:tcW w:type="dxa" w:w="2160"/>
+          </w:tcPr>
+          <w:p>
+            <w:r>
+              <w:t>diabetes</w:t>
+            </w:r>
+          </w:p>
+        </w:tc>
+        <w:tc>
+          <w:tcPr>
+            <w:tcW w:type="dxa" w:w="2160"/>
+          </w:tcPr>
+          <w:p>
+            <w:r>
+              <w:t>0.3200</w:t>
+            </w:r>
+          </w:p>
+        </w:tc>
+        <w:tc>
+          <w:tcPr>
+            <w:tcW w:type="dxa" w:w="2160"/>
+          </w:tcPr>
+          <w:p>
+            <w:r>
+              <w:t>134.0768</w:t>
+            </w:r>
+          </w:p>
+        </w:tc>
+        <w:tc>
+          <w:tcPr>
+            <w:tcW w:type="dxa" w:w="2160"/>
+          </w:tcPr>
+          <w:p>
+            <w:r>
+              <w:t>1.1720</w:t>
+            </w:r>
+          </w:p>
+        </w:tc>
+      </w:tr>
+      <w:tr>
+        <w:tc>
+          <w:tcPr>
+            <w:tcW w:type="dxa" w:w="2160"/>
+          </w:tcPr>
+          <w:p>
+            <w:r>
+              <w:t>diabetes</w:t>
+            </w:r>
+          </w:p>
+        </w:tc>
+        <w:tc>
+          <w:tcPr>
+            <w:tcW w:type="dxa" w:w="2160"/>
+          </w:tcPr>
+          <w:p>
+            <w:r>
+              <w:t>0.4000</w:t>
+            </w:r>
+          </w:p>
+        </w:tc>
+        <w:tc>
+          <w:tcPr>
+            <w:tcW w:type="dxa" w:w="2160"/>
+          </w:tcPr>
+          <w:p>
+            <w:r>
+              <w:t>114.0873</w:t>
+            </w:r>
+          </w:p>
+        </w:tc>
+        <w:tc>
+          <w:tcPr>
+            <w:tcW w:type="dxa" w:w="2160"/>
+          </w:tcPr>
+          <w:p>
+            <w:r>
+              <w:t>1.3774</w:t>
+            </w:r>
+          </w:p>
+        </w:tc>
+      </w:tr>
+      <w:tr>
+        <w:tc>
+          <w:tcPr>
+            <w:tcW w:type="dxa" w:w="2160"/>
+          </w:tcPr>
+          <w:p>
+            <w:r>
+              <w:t>diabetes</w:t>
+            </w:r>
+          </w:p>
+        </w:tc>
+        <w:tc>
+          <w:tcPr>
+            <w:tcW w:type="dxa" w:w="2160"/>
+          </w:tcPr>
+          <w:p>
+            <w:r>
+              <w:t>0.5000</w:t>
+            </w:r>
+          </w:p>
+        </w:tc>
+        <w:tc>
+          <w:tcPr>
+            <w:tcW w:type="dxa" w:w="2160"/>
+          </w:tcPr>
+          <w:p>
+            <w:r>
+              <w:t>98.0956</w:t>
+            </w:r>
+          </w:p>
+        </w:tc>
+        <w:tc>
+          <w:tcPr>
+            <w:tcW w:type="dxa" w:w="2160"/>
+          </w:tcPr>
+          <w:p>
+            <w:r>
+              <w:t>1.6019</w:t>
+            </w:r>
+          </w:p>
+        </w:tc>
+      </w:tr>
+    </w:tbl>
+    <w:p>
+      <w:pPr>
+        <w:pStyle w:val="Heading1"/>
+      </w:pPr>
+      <w:r>
+        <w:t>9d. Value by contract star position (the decision a plan faces)</w:t>
+      </w:r>
+    </w:p>
+    <w:p>
+      <w:r>
+        <w:t>USD per closure at base inputs, conditional on where a contract sits. Only a 3.5-star contract can be lifted over the 4-star QBP boundary here, so value is concentrated: contracts rated 3.0 or less, 4.0 or more, or 3.5 with the measure far from its next cut point get $0 from this route. Not modelled: a 4.0-star contract near its lower edge protecting its bonus (downside), which would add value for that position. The raw rating inside a half-star band is not published, so it is assumed uniform. The all_contracts row is the portfolio average used in the headline.</w:t>
+      </w:r>
+    </w:p>
+    <w:tbl>
+      <w:tblPr>
+        <w:tblStyle w:val="LightGrid-Accent1"/>
+        <w:tblW w:type="auto" w:w="0"/>
+        <w:tblLook w:firstColumn="1" w:firstRow="1" w:lastColumn="0" w:lastRow="0" w:noHBand="0" w:noVBand="1" w:val="04A0"/>
+      </w:tblPr>
+      <w:tblGrid>
+        <w:gridCol w:w="1080"/>
+        <w:gridCol w:w="1080"/>
+        <w:gridCol w:w="1080"/>
+        <w:gridCol w:w="1080"/>
+        <w:gridCol w:w="1080"/>
+        <w:gridCol w:w="1080"/>
+        <w:gridCol w:w="1080"/>
+        <w:gridCol w:w="1080"/>
+      </w:tblGrid>
+      <w:tr>
+        <w:tc>
+          <w:tcPr>
+            <w:tcW w:type="dxa" w:w="1080"/>
+          </w:tcPr>
+          <w:p>
+            <w:r>
+              <w:rPr>
+                <w:b/>
+              </w:rPr>
+              <w:t>Position</w:t>
+            </w:r>
+          </w:p>
+        </w:tc>
+        <w:tc>
+          <w:tcPr>
+            <w:tcW w:type="dxa" w:w="1080"/>
+          </w:tcPr>
+          <w:p>
+            <w:r>
+              <w:rPr>
+                <w:b/>
+              </w:rPr>
+              <w:t>N Contracts</w:t>
+            </w:r>
+          </w:p>
+        </w:tc>
+        <w:tc>
+          <w:tcPr>
+            <w:tcW w:type="dxa" w:w="1080"/>
+          </w:tcPr>
+          <w:p>
+            <w:r>
+              <w:rPr>
+                <w:b/>
+              </w:rPr>
+              <w:t>Diab Eye Exam</w:t>
+            </w:r>
+          </w:p>
+        </w:tc>
+        <w:tc>
+          <w:tcPr>
+            <w:tcW w:type="dxa" w:w="1080"/>
+          </w:tcPr>
+          <w:p>
+            <w:r>
+              <w:rPr>
+                <w:b/>
+              </w:rPr>
+              <w:t>Diab Nephro Screen</w:t>
+            </w:r>
+          </w:p>
+        </w:tc>
+        <w:tc>
+          <w:tcPr>
+            <w:tcW w:type="dxa" w:w="1080"/>
+          </w:tcPr>
+          <w:p>
+            <w:r>
+              <w:rPr>
+                <w:b/>
+              </w:rPr>
+              <w:t>Diab A1c Test</w:t>
+            </w:r>
+          </w:p>
+        </w:tc>
+        <w:tc>
+          <w:tcPr>
+            <w:tcW w:type="dxa" w:w="1080"/>
+          </w:tcPr>
+          <w:p>
+            <w:r>
+              <w:rPr>
+                <w:b/>
+              </w:rPr>
+              <w:t>Diab Blood Sugar</w:t>
+            </w:r>
+          </w:p>
+        </w:tc>
+        <w:tc>
+          <w:tcPr>
+            <w:tcW w:type="dxa" w:w="1080"/>
+          </w:tcPr>
+          <w:p>
+            <w:r>
+              <w:rPr>
+                <w:b/>
+              </w:rPr>
+              <w:t>Htn Pcp Followup</w:t>
+            </w:r>
+          </w:p>
+        </w:tc>
+        <w:tc>
+          <w:tcPr>
+            <w:tcW w:type="dxa" w:w="1080"/>
+          </w:tcPr>
+          <w:p>
+            <w:r>
+              <w:rPr>
+                <w:b/>
+              </w:rPr>
+              <w:t>Mean Over Gap Mix</w:t>
+            </w:r>
+          </w:p>
+        </w:tc>
+      </w:tr>
+      <w:tr>
+        <w:tc>
+          <w:tcPr>
+            <w:tcW w:type="dxa" w:w="1080"/>
+          </w:tcPr>
+          <w:p>
+            <w:r>
+              <w:t>all_contracts</w:t>
+            </w:r>
+          </w:p>
+        </w:tc>
+        <w:tc>
+          <w:tcPr>
+            <w:tcW w:type="dxa" w:w="1080"/>
+          </w:tcPr>
+          <w:p>
+            <w:r>
+              <w:t>523</w:t>
+            </w:r>
+          </w:p>
+        </w:tc>
+        <w:tc>
+          <w:tcPr>
+            <w:tcW w:type="dxa" w:w="1080"/>
+          </w:tcPr>
+          <w:p>
+            <w:r>
+              <w:t>143.9000</w:t>
+            </w:r>
+          </w:p>
+        </w:tc>
+        <w:tc>
+          <w:tcPr>
+            <w:tcW w:type="dxa" w:w="1080"/>
+          </w:tcPr>
+          <w:p>
+            <w:r>
+              <w:t>111.2000</w:t>
+            </w:r>
+          </w:p>
+        </w:tc>
+        <w:tc>
+          <w:tcPr>
+            <w:tcW w:type="dxa" w:w="1080"/>
+          </w:tcPr>
+          <w:p>
+            <w:r>
+              <w:t>303.0000</w:t>
+            </w:r>
+          </w:p>
+        </w:tc>
+        <w:tc>
+          <w:tcPr>
+            <w:tcW w:type="dxa" w:w="1080"/>
+          </w:tcPr>
+          <w:p>
+            <w:r>
+              <w:t>303.0000</w:t>
+            </w:r>
+          </w:p>
+        </w:tc>
+        <w:tc>
+          <w:tcPr>
+            <w:tcW w:type="dxa" w:w="1080"/>
+          </w:tcPr>
+          <w:p>
+            <w:r>
+              <w:t>238.9000</w:t>
+            </w:r>
+          </w:p>
+        </w:tc>
+        <w:tc>
+          <w:tcPr>
+            <w:tcW w:type="dxa" w:w="1080"/>
+          </w:tcPr>
+          <w:p>
+            <w:r>
+              <w:t>157.1000</w:t>
+            </w:r>
+          </w:p>
+        </w:tc>
+      </w:tr>
+      <w:tr>
+        <w:tc>
+          <w:tcPr>
+            <w:tcW w:type="dxa" w:w="1080"/>
+          </w:tcPr>
+          <w:p>
+            <w:r>
+              <w:t>rated_3.0_or_less</w:t>
+            </w:r>
+          </w:p>
+        </w:tc>
+        <w:tc>
+          <w:tcPr>
+            <w:tcW w:type="dxa" w:w="1080"/>
+          </w:tcPr>
+          <w:p>
+            <w:r>
+              <w:t>120</w:t>
+            </w:r>
+          </w:p>
+        </w:tc>
+        <w:tc>
+          <w:tcPr>
+            <w:tcW w:type="dxa" w:w="1080"/>
+          </w:tcPr>
+          <w:p>
+            <w:r>
+              <w:t>0</w:t>
+            </w:r>
+          </w:p>
+        </w:tc>
+        <w:tc>
+          <w:tcPr>
+            <w:tcW w:type="dxa" w:w="1080"/>
+          </w:tcPr>
+          <w:p>
+            <w:r>
+              <w:t>0</w:t>
+            </w:r>
+          </w:p>
+        </w:tc>
+        <w:tc>
+          <w:tcPr>
+            <w:tcW w:type="dxa" w:w="1080"/>
+          </w:tcPr>
+          <w:p>
+            <w:r>
+              <w:t>0</w:t>
+            </w:r>
+          </w:p>
+        </w:tc>
+        <w:tc>
+          <w:tcPr>
+            <w:tcW w:type="dxa" w:w="1080"/>
+          </w:tcPr>
+          <w:p>
+            <w:r>
+              <w:t>0</w:t>
+            </w:r>
+          </w:p>
+        </w:tc>
+        <w:tc>
+          <w:tcPr>
+            <w:tcW w:type="dxa" w:w="1080"/>
+          </w:tcPr>
+          <w:p>
+            <w:r>
+              <w:t>0</w:t>
+            </w:r>
+          </w:p>
+        </w:tc>
+        <w:tc>
+          <w:tcPr>
+            <w:tcW w:type="dxa" w:w="1080"/>
+          </w:tcPr>
+          <w:p>
+            <w:r>
+              <w:t>0</w:t>
+            </w:r>
+          </w:p>
+        </w:tc>
+      </w:tr>
+      <w:tr>
+        <w:tc>
+          <w:tcPr>
+            <w:tcW w:type="dxa" w:w="1080"/>
+          </w:tcPr>
+          <w:p>
+            <w:r>
+              <w:t>rated_3.5</w:t>
+            </w:r>
+          </w:p>
+        </w:tc>
+        <w:tc>
+          <w:tcPr>
+            <w:tcW w:type="dxa" w:w="1080"/>
+          </w:tcPr>
+          <w:p>
+            <w:r>
+              <w:t>170</w:t>
+            </w:r>
+          </w:p>
+        </w:tc>
+        <w:tc>
+          <w:tcPr>
+            <w:tcW w:type="dxa" w:w="1080"/>
+          </w:tcPr>
+          <w:p>
+            <w:r>
+              <w:t>442.8000</w:t>
+            </w:r>
+          </w:p>
+        </w:tc>
+        <w:tc>
+          <w:tcPr>
+            <w:tcW w:type="dxa" w:w="1080"/>
+          </w:tcPr>
+          <w:p>
+            <w:r>
+              <w:t>341.4000</w:t>
+            </w:r>
+          </w:p>
+        </w:tc>
+        <w:tc>
+          <w:tcPr>
+            <w:tcW w:type="dxa" w:w="1080"/>
+          </w:tcPr>
+          <w:p>
+            <w:r>
+              <w:t>932.1000</w:t>
+            </w:r>
+          </w:p>
+        </w:tc>
+        <w:tc>
+          <w:tcPr>
+            <w:tcW w:type="dxa" w:w="1080"/>
+          </w:tcPr>
+          <w:p>
+            <w:r>
+              <w:t>932.1000</w:t>
+            </w:r>
+          </w:p>
+        </w:tc>
+        <w:tc>
+          <w:tcPr>
+            <w:tcW w:type="dxa" w:w="1080"/>
+          </w:tcPr>
+          <w:p>
+            <w:r>
+              <w:t>713.9000</w:t>
+            </w:r>
+          </w:p>
+        </w:tc>
+        <w:tc>
+          <w:tcPr>
+            <w:tcW w:type="dxa" w:w="1080"/>
+          </w:tcPr>
+          <w:p>
+            <w:r>
+              <w:t>480.3000</w:t>
+            </w:r>
+          </w:p>
+        </w:tc>
+      </w:tr>
+      <w:tr>
+        <w:tc>
+          <w:tcPr>
+            <w:tcW w:type="dxa" w:w="1080"/>
+          </w:tcPr>
+          <w:p>
+            <w:r>
+              <w:t>rated_3.5_measure_near_cut</w:t>
+            </w:r>
+          </w:p>
+        </w:tc>
+        <w:tc>
+          <w:tcPr>
+            <w:tcW w:type="dxa" w:w="1080"/>
+          </w:tcPr>
+          <w:p>
+            <w:r>
+              <w:t>65</w:t>
+            </w:r>
+          </w:p>
+        </w:tc>
+        <w:tc>
+          <w:tcPr>
+            <w:tcW w:type="dxa" w:w="1080"/>
+          </w:tcPr>
+          <w:p>
+            <w:r>
+              <w:t>1,327</w:t>
+            </w:r>
+          </w:p>
+        </w:tc>
+        <w:tc>
+          <w:tcPr>
+            <w:tcW w:type="dxa" w:w="1080"/>
+          </w:tcPr>
+          <w:p>
+            <w:r>
+              <w:t>1,383</w:t>
+            </w:r>
+          </w:p>
+        </w:tc>
+        <w:tc>
+          <w:tcPr>
+            <w:tcW w:type="dxa" w:w="1080"/>
+          </w:tcPr>
+          <w:p>
+            <w:r>
+              <w:t>1,802</w:t>
+            </w:r>
+          </w:p>
+        </w:tc>
+        <w:tc>
+          <w:tcPr>
+            <w:tcW w:type="dxa" w:w="1080"/>
+          </w:tcPr>
+          <w:p>
+            <w:r>
+              <w:t>1,802</w:t>
+            </w:r>
+          </w:p>
+        </w:tc>
+        <w:tc>
+          <w:tcPr>
+            <w:tcW w:type="dxa" w:w="1080"/>
+          </w:tcPr>
+          <w:p>
+            <w:r>
+              <w:t>1,447</w:t>
+            </w:r>
+          </w:p>
+        </w:tc>
+        <w:tc>
+          <w:tcPr>
+            <w:tcW w:type="dxa" w:w="1080"/>
+          </w:tcPr>
+          <w:p>
+            <w:r>
+              <w:t>1,108</w:t>
+            </w:r>
+          </w:p>
+        </w:tc>
+      </w:tr>
+      <w:tr>
+        <w:tc>
+          <w:tcPr>
+            <w:tcW w:type="dxa" w:w="1080"/>
+          </w:tcPr>
+          <w:p>
+            <w:r>
+              <w:t>rated_3.5_measure_far_from_cut</w:t>
+            </w:r>
+          </w:p>
+        </w:tc>
+        <w:tc>
+          <w:tcPr>
+            <w:tcW w:type="dxa" w:w="1080"/>
+          </w:tcPr>
+          <w:p>
+            <w:r>
+              <w:t>138</w:t>
+            </w:r>
+          </w:p>
+        </w:tc>
+        <w:tc>
+          <w:tcPr>
+            <w:tcW w:type="dxa" w:w="1080"/>
+          </w:tcPr>
+          <w:p>
+            <w:r>
+              <w:t>0</w:t>
+            </w:r>
+          </w:p>
+        </w:tc>
+        <w:tc>
+          <w:tcPr>
+            <w:tcW w:type="dxa" w:w="1080"/>
+          </w:tcPr>
+          <w:p>
+            <w:r>
+              <w:t>0</w:t>
+            </w:r>
+          </w:p>
+        </w:tc>
+        <w:tc>
+          <w:tcPr>
+            <w:tcW w:type="dxa" w:w="1080"/>
+          </w:tcPr>
+          <w:p>
+            <w:r>
+              <w:t>0</w:t>
+            </w:r>
+          </w:p>
+        </w:tc>
+        <w:tc>
+          <w:tcPr>
+            <w:tcW w:type="dxa" w:w="1080"/>
+          </w:tcPr>
+          <w:p>
+            <w:r>
+              <w:t>0</w:t>
+            </w:r>
+          </w:p>
+        </w:tc>
+        <w:tc>
+          <w:tcPr>
+            <w:tcW w:type="dxa" w:w="1080"/>
+          </w:tcPr>
+          <w:p>
+            <w:r>
+              <w:t>0</w:t>
+            </w:r>
+          </w:p>
+        </w:tc>
+        <w:tc>
+          <w:tcPr>
+            <w:tcW w:type="dxa" w:w="1080"/>
+          </w:tcPr>
+          <w:p>
+            <w:r>
+              <w:t>0</w:t>
+            </w:r>
+          </w:p>
+        </w:tc>
+      </w:tr>
+      <w:tr>
+        <w:tc>
+          <w:tcPr>
+            <w:tcW w:type="dxa" w:w="1080"/>
+          </w:tcPr>
+          <w:p>
+            <w:r>
+              <w:t>rated_4.0_or_more</w:t>
+            </w:r>
+          </w:p>
+        </w:tc>
+        <w:tc>
+          <w:tcPr>
+            <w:tcW w:type="dxa" w:w="1080"/>
+          </w:tcPr>
+          <w:p>
+            <w:r>
+              <w:t>233</w:t>
+            </w:r>
+          </w:p>
+        </w:tc>
+        <w:tc>
+          <w:tcPr>
+            <w:tcW w:type="dxa" w:w="1080"/>
+          </w:tcPr>
+          <w:p>
+            <w:r>
+              <w:t>0</w:t>
+            </w:r>
+          </w:p>
+        </w:tc>
+        <w:tc>
+          <w:tcPr>
+            <w:tcW w:type="dxa" w:w="1080"/>
+          </w:tcPr>
+          <w:p>
+            <w:r>
+              <w:t>0</w:t>
+            </w:r>
+          </w:p>
+        </w:tc>
+        <w:tc>
+          <w:tcPr>
+            <w:tcW w:type="dxa" w:w="1080"/>
+          </w:tcPr>
+          <w:p>
+            <w:r>
+              <w:t>0</w:t>
+            </w:r>
+          </w:p>
+        </w:tc>
+        <w:tc>
+          <w:tcPr>
+            <w:tcW w:type="dxa" w:w="1080"/>
+          </w:tcPr>
+          <w:p>
+            <w:r>
+              <w:t>0</w:t>
+            </w:r>
+          </w:p>
+        </w:tc>
+        <w:tc>
+          <w:tcPr>
+            <w:tcW w:type="dxa" w:w="1080"/>
+          </w:tcPr>
+          <w:p>
+            <w:r>
+              <w:t>0</w:t>
+            </w:r>
+          </w:p>
+        </w:tc>
+        <w:tc>
+          <w:tcPr>
+            <w:tcW w:type="dxa" w:w="1080"/>
+          </w:tcPr>
+          <w:p>
+            <w:r>
+              <w:t>0</w:t>
             </w:r>
           </w:p>
         </w:tc>
